--- a/Reportes/FiniquitoAutoAsegurado.docx
+++ b/Reportes/FiniquitoAutoAsegurado.docx
@@ -58,7 +58,21 @@
         <w:rPr>
           <w:b/>
         </w:rPr>
-        <w:t>{custom.NombreAsegurado}</w:t>
+        <w:t>{</w:t>
+      </w:r>
+      <w:proofErr w:type="spellStart"/>
+      <w:r>
+        <w:rPr>
+          <w:b/>
+        </w:rPr>
+        <w:t>custom.NombreAsegurado</w:t>
+      </w:r>
+      <w:proofErr w:type="spellEnd"/>
+      <w:r>
+        <w:rPr>
+          <w:b/>
+        </w:rPr>
+        <w:t>}</w:t>
       </w:r>
       <w:r>
         <w:rPr>
@@ -165,22 +179,58 @@
         <w:rPr>
           <w:b/>
         </w:rPr>
-        <w:t>{custom.IdentificacionAsegurado}</w:t>
-      </w:r>
-      <w:r>
-        <w:rPr>
-          <w:b/>
-        </w:rPr>
-        <w:t xml:space="preserve"> </w:t>
-      </w:r>
-      <w:r>
-        <w:t xml:space="preserve">declaro solemnemente que mi vehiculo Marca </w:t>
-      </w:r>
-      <w:r>
-        <w:rPr>
-          <w:b/>
-        </w:rPr>
-        <w:t>{custom.Marca}</w:t>
+        <w:t>{</w:t>
+      </w:r>
+      <w:proofErr w:type="spellStart"/>
+      <w:r>
+        <w:rPr>
+          <w:b/>
+        </w:rPr>
+        <w:t>custom.IdentificacionAsegurado</w:t>
+      </w:r>
+      <w:proofErr w:type="spellEnd"/>
+      <w:r>
+        <w:rPr>
+          <w:b/>
+        </w:rPr>
+        <w:t>}</w:t>
+      </w:r>
+      <w:r>
+        <w:rPr>
+          <w:b/>
+        </w:rPr>
+        <w:t xml:space="preserve"> </w:t>
+      </w:r>
+      <w:r>
+        <w:t xml:space="preserve">declaro solemnemente que mi </w:t>
+      </w:r>
+      <w:proofErr w:type="spellStart"/>
+      <w:r>
+        <w:t>vehiculo</w:t>
+      </w:r>
+      <w:proofErr w:type="spellEnd"/>
+      <w:r>
+        <w:t xml:space="preserve"> Marca </w:t>
+      </w:r>
+      <w:r>
+        <w:rPr>
+          <w:b/>
+        </w:rPr>
+        <w:t>{</w:t>
+      </w:r>
+      <w:proofErr w:type="spellStart"/>
+      <w:r>
+        <w:rPr>
+          <w:b/>
+        </w:rPr>
+        <w:t>custom.Marca</w:t>
+      </w:r>
+      <w:proofErr w:type="spellEnd"/>
+      <w:r>
+        <w:rPr>
+          <w:b/>
+        </w:rPr>
+        <w:t>}</w:t>
       </w:r>
       <w:r>
         <w:rPr>
@@ -195,7 +245,21 @@
         <w:rPr>
           <w:b/>
         </w:rPr>
-        <w:t>{custom.Modelo}</w:t>
+        <w:t>{</w:t>
+      </w:r>
+      <w:proofErr w:type="spellStart"/>
+      <w:r>
+        <w:rPr>
+          <w:b/>
+        </w:rPr>
+        <w:t>custom.Modelo</w:t>
+      </w:r>
+      <w:proofErr w:type="spellEnd"/>
+      <w:r>
+        <w:rPr>
+          <w:b/>
+        </w:rPr>
+        <w:t>}</w:t>
       </w:r>
       <w:r>
         <w:rPr>
@@ -207,7 +271,15 @@
         <w:t xml:space="preserve">Año </w:t>
       </w:r>
       <w:r>
-        <w:t>{custom.Anio}</w:t>
+        <w:t>{</w:t>
+      </w:r>
+      <w:proofErr w:type="spellStart"/>
+      <w:r>
+        <w:t>custom.Anio</w:t>
+      </w:r>
+      <w:proofErr w:type="spellEnd"/>
+      <w:r>
+        <w:t>}</w:t>
       </w:r>
       <w:r>
         <w:t xml:space="preserve"> con placa No. </w:t>
@@ -216,7 +288,21 @@
         <w:rPr>
           <w:b/>
         </w:rPr>
-        <w:t>{custom.Placa}</w:t>
+        <w:t>{</w:t>
+      </w:r>
+      <w:proofErr w:type="spellStart"/>
+      <w:r>
+        <w:rPr>
+          <w:b/>
+        </w:rPr>
+        <w:t>custom.Placa</w:t>
+      </w:r>
+      <w:proofErr w:type="spellEnd"/>
+      <w:r>
+        <w:rPr>
+          <w:b/>
+        </w:rPr>
+        <w:t>}</w:t>
       </w:r>
       <w:r>
         <w:rPr>
@@ -318,7 +404,21 @@
         <w:rPr>
           <w:b/>
         </w:rPr>
-        <w:t>{custom.FechaOcurrencia}</w:t>
+        <w:t>{</w:t>
+      </w:r>
+      <w:proofErr w:type="spellStart"/>
+      <w:r>
+        <w:rPr>
+          <w:b/>
+        </w:rPr>
+        <w:t>custom.FechaOcurrencia</w:t>
+      </w:r>
+      <w:proofErr w:type="spellEnd"/>
+      <w:r>
+        <w:rPr>
+          <w:b/>
+        </w:rPr>
+        <w:t>}</w:t>
       </w:r>
       <w:r>
         <w:rPr>
@@ -379,7 +479,21 @@
         <w:rPr>
           <w:b/>
         </w:rPr>
-        <w:t>{custom.NumeroPoliza}</w:t>
+        <w:t>{</w:t>
+      </w:r>
+      <w:proofErr w:type="spellStart"/>
+      <w:r>
+        <w:rPr>
+          <w:b/>
+        </w:rPr>
+        <w:t>custom.NumeroPoliza</w:t>
+      </w:r>
+      <w:proofErr w:type="spellEnd"/>
+      <w:r>
+        <w:rPr>
+          <w:b/>
+        </w:rPr>
+        <w:t>}</w:t>
       </w:r>
       <w:r>
         <w:rPr>
@@ -500,7 +614,21 @@
         <w:rPr>
           <w:b/>
         </w:rPr>
-        <w:t>{custom.FechaActual}</w:t>
+        <w:t>{</w:t>
+      </w:r>
+      <w:proofErr w:type="spellStart"/>
+      <w:r>
+        <w:rPr>
+          <w:b/>
+        </w:rPr>
+        <w:t>custom.FechaActual</w:t>
+      </w:r>
+      <w:proofErr w:type="spellEnd"/>
+      <w:r>
+        <w:rPr>
+          <w:b/>
+        </w:rPr>
+        <w:t>}</w:t>
       </w:r>
       <w:r>
         <w:t>.</w:t>
@@ -601,7 +729,7 @@
           </mc:Choice>
           <mc:Fallback>
             <w:pict>
-              <v:shape w14:anchorId="7D1BB71F" id="Graphic 4" o:spid="_x0000_s1026" style="position:absolute;margin-left:102pt;margin-top:6.15pt;width:147.75pt;height:1pt;z-index:15728640;visibility:visible;mso-wrap-style:square;mso-wrap-distance-left:0;mso-wrap-distance-top:0;mso-wrap-distance-right:0;mso-wrap-distance-bottom:0;mso-position-horizontal:absolute;mso-position-horizontal-relative:page;mso-position-vertical:absolute;mso-position-vertical-relative:text;v-text-anchor:top" coordsize="1876425,12700" o:gfxdata="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" path="m1876043,12192l,12192,,,1876043,r,12192xe" fillcolor="black" stroked="f">
+              <v:shape w14:anchorId="2A4C98C8" id="Graphic 4" o:spid="_x0000_s1026" style="position:absolute;margin-left:102pt;margin-top:6.15pt;width:147.75pt;height:1pt;z-index:15728640;visibility:visible;mso-wrap-style:square;mso-wrap-distance-left:0;mso-wrap-distance-top:0;mso-wrap-distance-right:0;mso-wrap-distance-bottom:0;mso-position-horizontal:absolute;mso-position-horizontal-relative:page;mso-position-vertical:absolute;mso-position-vertical-relative:text;v-text-anchor:top" coordsize="1876425,12700" o:gfxdata="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" path="m1876043,12192l,12192,,,1876043,r,12192xe" fillcolor="black" stroked="f">
                 <v:path arrowok="t"/>
                 <w10:wrap anchorx="page"/>
               </v:shape>
@@ -689,7 +817,7 @@
           </mc:Choice>
           <mc:Fallback>
             <w:pict>
-              <v:shape w14:anchorId="432F797C" id="Graphic 5" o:spid="_x0000_s1026" style="position:absolute;margin-left:102pt;margin-top:36.15pt;width:147.75pt;height:1pt;z-index:15729152;visibility:visible;mso-wrap-style:square;mso-wrap-distance-left:0;mso-wrap-distance-top:0;mso-wrap-distance-right:0;mso-wrap-distance-bottom:0;mso-position-horizontal:absolute;mso-position-horizontal-relative:page;mso-position-vertical:absolute;mso-position-vertical-relative:text;v-text-anchor:top" coordsize="1876425,12700" o:gfxdata="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" path="m1876043,12192l,12192,,,1876043,r,12192xe" fillcolor="black" stroked="f">
+              <v:shape w14:anchorId="324938F5" id="Graphic 5" o:spid="_x0000_s1026" style="position:absolute;margin-left:102pt;margin-top:36.15pt;width:147.75pt;height:1pt;z-index:15729152;visibility:visible;mso-wrap-style:square;mso-wrap-distance-left:0;mso-wrap-distance-top:0;mso-wrap-distance-right:0;mso-wrap-distance-bottom:0;mso-position-horizontal:absolute;mso-position-horizontal-relative:page;mso-position-vertical:absolute;mso-position-vertical-relative:text;v-text-anchor:top" coordsize="1876425,12700" o:gfxdata="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" path="m1876043,12192l,12192,,,1876043,r,12192xe" fillcolor="black" stroked="f">
                 <v:path arrowok="t"/>
                 <w10:wrap anchorx="page"/>
               </v:shape>
@@ -746,7 +874,23 @@
           <w:b/>
           <w:sz w:val="20"/>
         </w:rPr>
-        <w:t>{custom.IdReclamo}</w:t>
+        <w:t>{</w:t>
+      </w:r>
+      <w:proofErr w:type="spellStart"/>
+      <w:r>
+        <w:rPr>
+          <w:b/>
+          <w:sz w:val="20"/>
+        </w:rPr>
+        <w:t>custom.IdReclamo</w:t>
+      </w:r>
+      <w:proofErr w:type="spellEnd"/>
+      <w:r>
+        <w:rPr>
+          <w:b/>
+          <w:sz w:val="20"/>
+        </w:rPr>
+        <w:t>}</w:t>
       </w:r>
       <w:r>
         <w:rPr>
@@ -777,7 +921,23 @@
           <w:b/>
           <w:sz w:val="20"/>
         </w:rPr>
-        <w:t>{custom.NumeroPoliza}</w:t>
+        <w:t>{</w:t>
+      </w:r>
+      <w:proofErr w:type="spellStart"/>
+      <w:r>
+        <w:rPr>
+          <w:b/>
+          <w:sz w:val="20"/>
+        </w:rPr>
+        <w:t>custom.NumeroPoliza</w:t>
+      </w:r>
+      <w:proofErr w:type="spellEnd"/>
+      <w:r>
+        <w:rPr>
+          <w:b/>
+          <w:sz w:val="20"/>
+        </w:rPr>
+        <w:t>}</w:t>
       </w:r>
     </w:p>
     <w:p>
@@ -811,7 +971,25 @@
           <w:spacing w:val="-2"/>
           <w:sz w:val="20"/>
         </w:rPr>
-        <w:t>{custom.NombreAsegurado}</w:t>
+        <w:t>{</w:t>
+      </w:r>
+      <w:proofErr w:type="spellStart"/>
+      <w:r>
+        <w:rPr>
+          <w:b/>
+          <w:spacing w:val="-2"/>
+          <w:sz w:val="20"/>
+        </w:rPr>
+        <w:t>custom.NombreAsegurado</w:t>
+      </w:r>
+      <w:proofErr w:type="spellEnd"/>
+      <w:r>
+        <w:rPr>
+          <w:b/>
+          <w:spacing w:val="-2"/>
+          <w:sz w:val="20"/>
+        </w:rPr>
+        <w:t>}</w:t>
       </w:r>
     </w:p>
     <w:sectPr>
@@ -1428,11 +1606,19 @@
                               <w:sz w:val="20"/>
                             </w:rPr>
                           </w:pPr>
-                          <w:r>
-                            <w:rPr>
-                              <w:sz w:val="20"/>
-                            </w:rPr>
-                            <w:t>Tels:</w:t>
+                          <w:proofErr w:type="spellStart"/>
+                          <w:r>
+                            <w:rPr>
+                              <w:sz w:val="20"/>
+                            </w:rPr>
+                            <w:t>Tels</w:t>
+                          </w:r>
+                          <w:proofErr w:type="spellEnd"/>
+                          <w:r>
+                            <w:rPr>
+                              <w:sz w:val="20"/>
+                            </w:rPr>
+                            <w:t>:</w:t>
                           </w:r>
                           <w:r>
                             <w:rPr>
@@ -1708,11 +1894,19 @@
                         <w:sz w:val="20"/>
                       </w:rPr>
                     </w:pPr>
-                    <w:r>
-                      <w:rPr>
-                        <w:sz w:val="20"/>
-                      </w:rPr>
-                      <w:t>Tels:</w:t>
+                    <w:proofErr w:type="spellStart"/>
+                    <w:r>
+                      <w:rPr>
+                        <w:sz w:val="20"/>
+                      </w:rPr>
+                      <w:t>Tels</w:t>
+                    </w:r>
+                    <w:proofErr w:type="spellEnd"/>
+                    <w:r>
+                      <w:rPr>
+                        <w:sz w:val="20"/>
+                      </w:rPr>
+                      <w:t>:</w:t>
                     </w:r>
                     <w:r>
                       <w:rPr>
